--- a/published/ai-organizations/03_strategic_modeling/08_planning/lab-protocols/08_planning-lab.docx
+++ b/published/ai-organizations/03_strategic_modeling/08_planning/lab-protocols/08_planning-lab.docx
@@ -4,32 +4,47 @@
   <w:body>
     <w:p>
       <w:r>
-        <w:t>Lab: Exploring Planning</w:t>
+        <w:t>Lab: Scenario Planning Exercise</w:t>
       </w:r>
     </w:p>
     <w:p>
       <w:r>
-        <w:t>Objective</w:t>
+        <w:t>Objectives</w:t>
       </w:r>
     </w:p>
     <w:p>
       <w:r>
-        <w:t>Design and simulate a simple agent that demonstrates the principles of Planning .</w:t>
+        <w:t>Learning Goal: Build strategic scenarios, evaluate your strategy under each, and design resilience improvements.</w:t>
       </w:r>
     </w:p>
     <w:p>
       <w:r>
-        <w:t>Prerequisites</w:t>
+        <w:t>Part 1: Key Uncertainty Identification (10 min)</w:t>
       </w:r>
     </w:p>
     <w:p>
       <w:r>
-        <w:t>Basic understanding of Python or a relevant simulation tool.  Familiarity with the formal definition of Planning.   Steps</w:t>
+        <w:t>Uncertainty  Impact on Your Business (H/M/L)  Predictability (H/M/L)                      Select the two highest-impact, lowest-predictability uncertainties as scenario axes.</w:t>
       </w:r>
     </w:p>
     <w:p>
       <w:r>
-        <w:t>Define the Environment : Create a simple grid world or state space relevant to Organizations.  Define the Agent : Specify the agent's generative model, focusing on Planning.  Simulation : Run the agent for 100 timesteps.  Perturbation : Introduce a specific challenge to Planning (e.g., increased noise, occlusion).  Analysis : Plot the Free Energy over time. Does the agent successfully adapt?   Discussion Requirements</w:t>
+        <w:t>Write your response here   Part 2: Scenario Construction (15 min)</w:t>
+      </w:r>
+    </w:p>
+    <w:p>
+      <w:r>
+        <w:t>Dimension  Scenario A  Scenario B  Scenario C      Name       Key assumption       Market environment       Technology state       Regulatory frame       Probability estimate        Write your response here   Part 3: Strategy Stress Test (15 min)</w:t>
+      </w:r>
+    </w:p>
+    <w:p>
+      <w:r>
+        <w:t>Strategy Element  Scenario A  Scenario B  Scenario C      Revenue model  Works? Y/N      Competitive position  Strong/Weak      Resource adequacy  Sufficient? Y/N      Overall viability  Viable? Y/N       Write your response here   Part 4: Resilience Design (10 min)</w:t>
+      </w:r>
+    </w:p>
+    <w:p>
+      <w:r>
+        <w:t>Risk Identified  Hedging Action  Real Option to Maintain  Signpost to Monitor                   Write your response here   Summary</w:t>
       </w:r>
     </w:p>
     <w:sectPr>
